--- a/ADAMA CITY CITIZEN COMPLIANT AND SERVICE REQUEST MANAGEMENT SYSTEM DOCUMENTATION - UPDATED 23 AUG 2026.docx
+++ b/ADAMA CITY CITIZEN COMPLIANT AND SERVICE REQUEST MANAGEMENT SYSTEM DOCUMENTATION - UPDATED 23 AUG 2026.docx
@@ -4,32 +4,13 @@
   <w:body>
     <w:p>
       <w:pPr>
-        <w:spacing w:before="120" w:after="80" w:line="276" w:lineRule="auto"/>
-        <w:jc w:val="center"/>
-        <w:pBdr>
-          <w:bottom w:val="single" w:sz="18" w:space="1" w:color="C8870A"/>
-        </w:pBdr>
-      </w:pPr>
-      <w:r>
-        <w:rPr>
-          <w:rFonts w:ascii="Times New Roman" w:hAnsi="Times New Roman" w:eastAsia="Times New Roman"/>
-          <w:b/>
-          <w:i w:val="0"/>
-          <w:color w:val="003366"/>
-          <w:sz w:val="44"/>
-        </w:rPr>
-        <w:t>NARRATIVE REPORT ON PRACTICAL ATTACHMENT</w:t>
-      </w:r>
-    </w:p>
-    <w:p>
-      <w:pPr>
-        <w:spacing w:before="160" w:after="80" w:line="276" w:lineRule="auto"/>
+        <w:spacing w:before="40" w:after="80" w:line="276" w:lineRule="auto"/>
         <w:jc w:val="center"/>
       </w:pPr>
       <w:r>
         <w:drawing>
           <wp:inline xmlns:a="http://schemas.openxmlformats.org/drawingml/2006/main" xmlns:pic="http://schemas.openxmlformats.org/drawingml/2006/picture">
-            <wp:extent cx="5943600" cy="1503381"/>
+            <wp:extent cx="1554480" cy="1554480"/>
             <wp:docPr id="1" name="Picture 1"/>
             <wp:cNvGraphicFramePr>
               <a:graphicFrameLocks noChangeAspect="1"/>
@@ -38,11 +19,11 @@
               <a:graphicData uri="http://schemas.openxmlformats.org/drawingml/2006/picture">
                 <pic:pic>
                   <pic:nvPicPr>
-                    <pic:cNvPr id="0" name="cover-banner.png"/>
+                    <pic:cNvPr id="0" name="haramaya-university-logo.png"/>
                     <pic:cNvPicPr/>
                   </pic:nvPicPr>
                   <pic:blipFill>
-                    <a:blip r:embed="rId10"/>
+                    <a:blip r:embed="rId11"/>
                     <a:stretch>
                       <a:fillRect/>
                     </a:stretch>
@@ -50,7 +31,7 @@
                   <pic:spPr>
                     <a:xfrm>
                       <a:off x="0" y="0"/>
-                      <a:ext cx="5943600" cy="1503381"/>
+                      <a:ext cx="1554480" cy="1554480"/>
                     </a:xfrm>
                     <a:prstGeom prst="rect"/>
                   </pic:spPr>
@@ -63,6 +44,25 @@
     </w:p>
     <w:p>
       <w:pPr>
+        <w:spacing w:before="120" w:after="80" w:line="276" w:lineRule="auto"/>
+        <w:jc w:val="center"/>
+        <w:pBdr>
+          <w:bottom w:val="single" w:sz="12" w:space="1" w:color="003366"/>
+        </w:pBdr>
+      </w:pPr>
+      <w:r>
+        <w:rPr>
+          <w:rFonts w:ascii="Times New Roman" w:hAnsi="Times New Roman" w:eastAsia="Times New Roman"/>
+          <w:b/>
+          <w:i w:val="0"/>
+          <w:color w:val="003366"/>
+          <w:sz w:val="44"/>
+        </w:rPr>
+        <w:t>NARRATIVE REPORT ON PRACTICAL ATTACHMENT</w:t>
+      </w:r>
+    </w:p>
+    <w:p>
+      <w:pPr>
         <w:spacing w:before="0" w:after="160" w:line="276" w:lineRule="auto"/>
         <w:jc w:val="center"/>
       </w:pPr>
@@ -183,22 +183,6 @@
     </w:p>
     <w:p>
       <w:pPr>
-        <w:spacing w:before="200" w:after="200" w:line="276" w:lineRule="auto"/>
-        <w:jc w:val="center"/>
-      </w:pPr>
-      <w:r>
-        <w:rPr>
-          <w:rFonts w:ascii="Times New Roman" w:hAnsi="Times New Roman" w:eastAsia="Times New Roman"/>
-          <w:b w:val="0"/>
-          <w:i/>
-          <w:color w:val="C8870A"/>
-          <w:sz w:val="22"/>
-        </w:rPr>
-        <w:t>Your City. Your Voice.  ·  ከተማዎ። ድምፅዎ።  ·  Magaalaa Keessan. Sagalee Keessan.</w:t>
-      </w:r>
-    </w:p>
-    <w:p>
-      <w:pPr>
         <w:spacing w:before="0" w:after="160" w:line="276" w:lineRule="auto"/>
         <w:jc w:val="center"/>
       </w:pPr>
@@ -224,7 +208,7 @@
           <w:i w:val="0"/>
           <w:sz w:val="24"/>
         </w:rPr>
-        <w:t>Name: ____________________</w:t>
+        <w:t>Name: Esmael Mohammed Kedir</w:t>
       </w:r>
     </w:p>
     <w:p>
@@ -239,7 +223,7 @@
           <w:i w:val="0"/>
           <w:sz w:val="24"/>
         </w:rPr>
-        <w:t>ID number: ____________________</w:t>
+        <w:t>ID number: 1160/16</w:t>
       </w:r>
     </w:p>
     <w:p>
@@ -899,7 +883,7 @@
                 <w:i w:val="0"/>
                 <w:sz w:val="20"/>
               </w:rPr>
-              <w:t>____________________</w:t>
+              <w:t>Mr. Muktar</w:t>
             </w:r>
           </w:p>
         </w:tc>
@@ -941,7 +925,7 @@
                 <w:i w:val="0"/>
                 <w:sz w:val="20"/>
               </w:rPr>
-              <w:t>____________________</w:t>
+              <w:t>Software Engineer</w:t>
             </w:r>
           </w:p>
         </w:tc>
@@ -963,7 +947,7 @@
                 <w:i w:val="0"/>
                 <w:sz w:val="20"/>
               </w:rPr>
-              <w:t>Title</w:t>
+              <w:t>Telephone</w:t>
             </w:r>
           </w:p>
         </w:tc>
@@ -983,49 +967,7 @@
                 <w:i w:val="0"/>
                 <w:sz w:val="20"/>
               </w:rPr>
-              <w:t>____________________</w:t>
-            </w:r>
-          </w:p>
-        </w:tc>
-      </w:tr>
-      <w:tr>
-        <w:tc>
-          <w:tcPr>
-            <w:tcW w:type="dxa" w:w="4680"/>
-          </w:tcPr>
-          <w:p>
-            <w:pPr>
-              <w:spacing w:before="40" w:after="40" w:line="240" w:lineRule="auto"/>
-            </w:pPr>
-            <w:r/>
-            <w:r>
-              <w:rPr>
-                <w:rFonts w:ascii="Times New Roman" w:hAnsi="Times New Roman" w:eastAsia="Times New Roman"/>
-                <w:b/>
-                <w:i w:val="0"/>
-                <w:sz w:val="20"/>
-              </w:rPr>
-              <w:t>Telephone</w:t>
-            </w:r>
-          </w:p>
-        </w:tc>
-        <w:tc>
-          <w:tcPr>
-            <w:tcW w:type="dxa" w:w="4680"/>
-          </w:tcPr>
-          <w:p>
-            <w:pPr>
-              <w:spacing w:before="40" w:after="40" w:line="240" w:lineRule="auto"/>
-            </w:pPr>
-            <w:r/>
-            <w:r>
-              <w:rPr>
-                <w:rFonts w:ascii="Times New Roman" w:hAnsi="Times New Roman" w:eastAsia="Times New Roman"/>
-                <w:b w:val="0"/>
-                <w:i w:val="0"/>
-                <w:sz w:val="20"/>
-              </w:rPr>
-              <w:t>____________________</w:t>
+              <w:t>0912807372</w:t>
             </w:r>
           </w:p>
         </w:tc>
@@ -1176,7 +1118,7 @@
                 <w:i w:val="0"/>
                 <w:sz w:val="20"/>
               </w:rPr>
-              <w:t>2.20</w:t>
+              <w:t>2.24</w:t>
             </w:r>
           </w:p>
         </w:tc>
@@ -1198,7 +1140,7 @@
                 <w:i w:val="0"/>
                 <w:sz w:val="20"/>
               </w:rPr>
-              <w:t>Date</w:t>
+              <w:t>Submission date</w:t>
             </w:r>
           </w:p>
         </w:tc>
@@ -1218,7 +1160,7 @@
                 <w:i w:val="0"/>
                 <w:sz w:val="20"/>
               </w:rPr>
-              <w:t>23 August 2026</w:t>
+              <w:t>24 August 2026</w:t>
             </w:r>
           </w:p>
         </w:tc>
@@ -1395,10 +1337,12 @@
     <w:p>
       <w:pPr>
         <w:sectPr>
-          <w:footerReference w:type="default" r:id="rId9"/>
+          <w:footerReference w:type="first" r:id="rId9"/>
+          <w:footerReference w:type="default" r:id="rId10"/>
           <w:pgSz w:w="12240" w:h="15840"/>
           <w:pgMar w:top="1296" w:right="1440" w:bottom="1296" w:left="1440" w:header="720" w:footer="709" w:gutter="0"/>
           <w:cols w:space="720"/>
+          <w:titlePg/>
           <w:docGrid w:linePitch="360"/>
         </w:sectPr>
       </w:pPr>
@@ -1661,172 +1605,6 @@
         </w:rPr>
         <w:t xml:space="preserve"> practical attachment, citizen complaint, e-governance, Adama City Administration, Science and Technology Office, MERN, role-based access control</w:t>
       </w:r>
-    </w:p>
-    <w:p>
-      <w:pPr>
-        <w:spacing w:before="320" w:after="160" w:line="276" w:lineRule="auto"/>
-        <w:jc w:val="left"/>
-      </w:pPr>
-      <w:r>
-        <w:rPr>
-          <w:rFonts w:ascii="Times New Roman" w:hAnsi="Times New Roman" w:eastAsia="Times New Roman"/>
-          <w:b/>
-          <w:i w:val="0"/>
-          <w:color w:val="003366"/>
-          <w:sz w:val="28"/>
-        </w:rPr>
-        <w:t>Signature of this report</w:t>
-      </w:r>
-    </w:p>
-    <w:p>
-      <w:pPr>
-        <w:spacing w:before="0" w:after="160" w:line="276" w:lineRule="auto"/>
-        <w:jc w:val="both"/>
-      </w:pPr>
-      <w:r>
-        <w:rPr>
-          <w:rFonts w:ascii="Times New Roman" w:hAnsi="Times New Roman" w:eastAsia="Times New Roman"/>
-          <w:b w:val="0"/>
-          <w:i w:val="0"/>
-          <w:sz w:val="24"/>
-        </w:rPr>
-        <w:t xml:space="preserve">This is not a generic software proposal written for any city. It is a </w:t>
-      </w:r>
-      <w:r>
-        <w:rPr>
-          <w:rFonts w:ascii="Times New Roman" w:hAnsi="Times New Roman" w:eastAsia="Times New Roman"/>
-          <w:b/>
-          <w:i w:val="0"/>
-          <w:sz w:val="24"/>
-        </w:rPr>
-        <w:t>place-bound</w:t>
-      </w:r>
-      <w:r>
-        <w:rPr>
-          <w:rFonts w:ascii="Times New Roman" w:hAnsi="Times New Roman" w:eastAsia="Times New Roman"/>
-          <w:b w:val="0"/>
-          <w:i w:val="0"/>
-          <w:sz w:val="24"/>
-        </w:rPr>
-        <w:t xml:space="preserve"> attachment record: the host is Adama’s Science and Technology Office; the public face of the artefact is the Citizen Portal landing page that opens with </w:t>
-      </w:r>
-      <w:r>
-        <w:rPr>
-          <w:rFonts w:ascii="Times New Roman" w:hAnsi="Times New Roman" w:eastAsia="Times New Roman"/>
-          <w:b w:val="0"/>
-          <w:i/>
-          <w:sz w:val="24"/>
-        </w:rPr>
-        <w:t>Your City. Your Voice.</w:t>
-      </w:r>
-      <w:r>
-        <w:rPr>
-          <w:rFonts w:ascii="Times New Roman" w:hAnsi="Times New Roman" w:eastAsia="Times New Roman"/>
-          <w:b w:val="0"/>
-          <w:i w:val="0"/>
-          <w:sz w:val="24"/>
-        </w:rPr>
-        <w:t xml:space="preserve"> / </w:t>
-      </w:r>
-      <w:r>
-        <w:rPr>
-          <w:rFonts w:ascii="Times New Roman" w:hAnsi="Times New Roman" w:eastAsia="Times New Roman"/>
-          <w:b w:val="0"/>
-          <w:i/>
-          <w:sz w:val="24"/>
-        </w:rPr>
-        <w:t>ከተማዎ። ድምፅዎ።</w:t>
-      </w:r>
-      <w:r>
-        <w:rPr>
-          <w:rFonts w:ascii="Times New Roman" w:hAnsi="Times New Roman" w:eastAsia="Times New Roman"/>
-          <w:b w:val="0"/>
-          <w:i w:val="0"/>
-          <w:sz w:val="24"/>
-        </w:rPr>
-        <w:t xml:space="preserve"> / </w:t>
-      </w:r>
-      <w:r>
-        <w:rPr>
-          <w:rFonts w:ascii="Times New Roman" w:hAnsi="Times New Roman" w:eastAsia="Times New Roman"/>
-          <w:b w:val="0"/>
-          <w:i/>
-          <w:sz w:val="24"/>
-        </w:rPr>
-        <w:t>Magaalaa Keessan. Sagalee Keessan.</w:t>
-      </w:r>
-      <w:r>
-        <w:rPr>
-          <w:rFonts w:ascii="Times New Roman" w:hAnsi="Times New Roman" w:eastAsia="Times New Roman"/>
-          <w:b w:val="0"/>
-          <w:i w:val="0"/>
-          <w:sz w:val="24"/>
-        </w:rPr>
-        <w:t xml:space="preserve">; and authenticated screens are offered in </w:t>
-      </w:r>
-      <w:r>
-        <w:rPr>
-          <w:rFonts w:ascii="Times New Roman" w:hAnsi="Times New Roman" w:eastAsia="Times New Roman"/>
-          <w:b/>
-          <w:i w:val="0"/>
-          <w:sz w:val="24"/>
-        </w:rPr>
-        <w:t>English, Amharic, and Afaan Oromo</w:t>
-      </w:r>
-      <w:r>
-        <w:rPr>
-          <w:rFonts w:ascii="Times New Roman" w:hAnsi="Times New Roman" w:eastAsia="Times New Roman"/>
-          <w:b w:val="0"/>
-          <w:i w:val="0"/>
-          <w:sz w:val="24"/>
-        </w:rPr>
-        <w:t>. Chapters One–Four specify that system. Chapters Five–Seven report the attachment as required by the College guideline. Chapter Eight closes both threads.</w:t>
-      </w:r>
-    </w:p>
-    <w:tbl>
-      <w:tblPr>
-        <w:tblW w:type="auto" w:w="0"/>
-        <w:jc w:val="center"/>
-        <w:tblLook w:firstColumn="1" w:firstRow="1" w:lastColumn="0" w:lastRow="0" w:noHBand="0" w:noVBand="1" w:val="04A0"/>
-      </w:tblPr>
-      <w:tblGrid>
-        <w:gridCol w:w="9360"/>
-      </w:tblGrid>
-      <w:tr>
-        <w:tc>
-          <w:tcPr>
-            <w:tcW w:type="dxa" w:w="9360"/>
-            <w:shd w:fill="F4F7FB" w:val="clear"/>
-            <w:tcBorders>
-              <w:top w:val="nil"/>
-              <w:left w:val="single" w:sz="24" w:space="0" w:color="C8870A"/>
-              <w:bottom w:val="nil"/>
-              <w:right w:val="nil"/>
-            </w:tcBorders>
-          </w:tcPr>
-          <w:p>
-            <w:pPr>
-              <w:spacing w:before="120" w:after="120" w:line="276" w:lineRule="auto"/>
-            </w:pPr>
-            <w:r/>
-            <w:r>
-              <w:rPr>
-                <w:rFonts w:ascii="Times New Roman" w:hAnsi="Times New Roman" w:eastAsia="Times New Roman"/>
-                <w:b w:val="0"/>
-                <w:i w:val="0"/>
-                <w:color w:val="003366"/>
-                <w:sz w:val="22"/>
-              </w:rPr>
-              <w:t>Read the screenshots in Chapter Four as evidence of workplace output, not as optional decoration. Figure 4.1 is the same Guest landing a resident would see.</w:t>
-            </w:r>
-          </w:p>
-        </w:tc>
-      </w:tr>
-    </w:tbl>
-    <w:p>
-      <w:pPr>
-        <w:spacing w:before="0" w:after="160" w:line="276" w:lineRule="auto"/>
-      </w:pPr>
     </w:p>
     <w:p>
       <w:pPr>
@@ -2288,7 +2066,7 @@
           <w:i w:val="0"/>
           <w:sz w:val="24"/>
         </w:rPr>
-        <w:t xml:space="preserve"> | ____________________ |</w:t>
+        <w:t xml:space="preserve"> | Esmael Mohammed Kedir |</w:t>
       </w:r>
     </w:p>
     <w:p>
@@ -2321,7 +2099,7 @@
           <w:i w:val="0"/>
           <w:sz w:val="24"/>
         </w:rPr>
-        <w:t xml:space="preserve"> | __________ |</w:t>
+        <w:t xml:space="preserve"> | 1160/16 |</w:t>
       </w:r>
     </w:p>
     <w:p>
@@ -2387,7 +2165,7 @@
           <w:i w:val="0"/>
           <w:sz w:val="24"/>
         </w:rPr>
-        <w:t xml:space="preserve"> | ____________________ |</w:t>
+        <w:t xml:space="preserve"> | 24 August 2026 |</w:t>
       </w:r>
     </w:p>
     <w:p>
@@ -2427,21 +2205,6 @@
           <w:sz w:val="24"/>
         </w:rPr>
         <w:t>Abstract (Executive Summary) ................................................ i</w:t>
-      </w:r>
-    </w:p>
-    <w:p>
-      <w:pPr>
-        <w:spacing w:before="0" w:after="160" w:line="276" w:lineRule="auto"/>
-        <w:jc w:val="both"/>
-      </w:pPr>
-      <w:r>
-        <w:rPr>
-          <w:rFonts w:ascii="Times New Roman" w:hAnsi="Times New Roman" w:eastAsia="Times New Roman"/>
-          <w:b w:val="0"/>
-          <w:i w:val="0"/>
-          <w:sz w:val="24"/>
-        </w:rPr>
-        <w:t>Signature of this report ................................................ i</w:t>
       </w:r>
     </w:p>
     <w:p>
@@ -6520,10 +6283,9 @@
     <w:p>
       <w:pPr>
         <w:sectPr>
-          <w:headerReference w:type="default" r:id="rId11"/>
           <w:footerReference w:type="default" r:id="rId12"/>
           <w:pgSz w:w="12240" w:h="15840"/>
-          <w:pgMar w:top="1296" w:right="1440" w:bottom="1296" w:left="1440" w:header="567" w:footer="709" w:gutter="0"/>
+          <w:pgMar w:top="1296" w:right="1440" w:bottom="1296" w:left="1440" w:header="720" w:footer="709" w:gutter="0"/>
           <w:cols w:space="720"/>
           <w:docGrid w:linePitch="360"/>
           <w:pgNumType w:fmt="lowerRoman" w:start="1"/>
@@ -6534,9 +6296,6 @@
       <w:pPr>
         <w:spacing w:before="320" w:after="160" w:line="276" w:lineRule="auto"/>
         <w:jc w:val="left"/>
-        <w:pBdr>
-          <w:bottom w:val="single" w:sz="12" w:space="1" w:color="C8870A"/>
-        </w:pBdr>
       </w:pPr>
       <w:r>
         <w:rPr>
@@ -6721,16 +6480,7 @@
           <w:i w:val="0"/>
           <w:sz w:val="24"/>
         </w:rPr>
-        <w:t xml:space="preserve"> is implemented so that citizens can submit complaints online, track progress in real time, and receive feedback from the responsible department — the same idea the portal states in public: </w:t>
-      </w:r>
-      <w:r>
-        <w:rPr>
-          <w:rFonts w:ascii="Times New Roman" w:hAnsi="Times New Roman" w:eastAsia="Times New Roman"/>
-          <w:b w:val="0"/>
-          <w:i/>
-          <w:sz w:val="24"/>
-        </w:rPr>
-        <w:t>Your City. Your Voice.</w:t>
+        <w:t xml:space="preserve"> is implemented to allow citizens to submit complaints online, track their progress in real time, and receive feedback from responsible departments.</w:t>
       </w:r>
     </w:p>
     <w:p>
@@ -8936,9 +8686,6 @@
       <w:pPr>
         <w:spacing w:before="320" w:after="160" w:line="276" w:lineRule="auto"/>
         <w:jc w:val="left"/>
-        <w:pBdr>
-          <w:bottom w:val="single" w:sz="12" w:space="1" w:color="C8870A"/>
-        </w:pBdr>
       </w:pPr>
       <w:r>
         <w:rPr>
@@ -12395,7 +12142,7 @@
                     <pic:cNvPicPr/>
                   </pic:nvPicPr>
                   <pic:blipFill>
-                    <a:blip r:embed="rId15"/>
+                    <a:blip r:embed="rId14"/>
                     <a:stretch>
                       <a:fillRect/>
                     </a:stretch>
@@ -12481,7 +12228,7 @@
                     <pic:cNvPicPr/>
                   </pic:nvPicPr>
                   <pic:blipFill>
-                    <a:blip r:embed="rId16"/>
+                    <a:blip r:embed="rId15"/>
                     <a:stretch>
                       <a:fillRect/>
                     </a:stretch>
@@ -12585,7 +12332,7 @@
                     <pic:cNvPicPr/>
                   </pic:nvPicPr>
                   <pic:blipFill>
-                    <a:blip r:embed="rId17"/>
+                    <a:blip r:embed="rId16"/>
                     <a:stretch>
                       <a:fillRect/>
                     </a:stretch>
@@ -12656,7 +12403,7 @@
                     <pic:cNvPicPr/>
                   </pic:nvPicPr>
                   <pic:blipFill>
-                    <a:blip r:embed="rId18"/>
+                    <a:blip r:embed="rId17"/>
                     <a:stretch>
                       <a:fillRect/>
                     </a:stretch>
@@ -12735,7 +12482,7 @@
                     <pic:cNvPicPr/>
                   </pic:nvPicPr>
                   <pic:blipFill>
-                    <a:blip r:embed="rId19"/>
+                    <a:blip r:embed="rId18"/>
                     <a:stretch>
                       <a:fillRect/>
                     </a:stretch>
@@ -18171,9 +17918,6 @@
       <w:pPr>
         <w:spacing w:before="320" w:after="160" w:line="276" w:lineRule="auto"/>
         <w:jc w:val="left"/>
-        <w:pBdr>
-          <w:bottom w:val="single" w:sz="12" w:space="1" w:color="C8870A"/>
-        </w:pBdr>
       </w:pPr>
       <w:r>
         <w:rPr>
@@ -20032,7 +19776,7 @@
                     <pic:cNvPicPr/>
                   </pic:nvPicPr>
                   <pic:blipFill>
-                    <a:blip r:embed="rId20"/>
+                    <a:blip r:embed="rId19"/>
                     <a:stretch>
                       <a:fillRect/>
                     </a:stretch>
@@ -21370,7 +21114,7 @@
                     <pic:cNvPicPr/>
                   </pic:nvPicPr>
                   <pic:blipFill>
-                    <a:blip r:embed="rId21"/>
+                    <a:blip r:embed="rId20"/>
                     <a:stretch>
                       <a:fillRect/>
                     </a:stretch>
@@ -21874,9 +21618,6 @@
       <w:pPr>
         <w:spacing w:before="320" w:after="160" w:line="276" w:lineRule="auto"/>
         <w:jc w:val="left"/>
-        <w:pBdr>
-          <w:bottom w:val="single" w:sz="12" w:space="1" w:color="C8870A"/>
-        </w:pBdr>
       </w:pPr>
       <w:r>
         <w:rPr>
@@ -22290,7 +22031,7 @@
                     <pic:cNvPicPr/>
                   </pic:nvPicPr>
                   <pic:blipFill>
-                    <a:blip r:embed="rId22"/>
+                    <a:blip r:embed="rId21"/>
                     <a:stretch>
                       <a:fillRect/>
                     </a:stretch>
@@ -22345,7 +22086,7 @@
                     <pic:cNvPicPr/>
                   </pic:nvPicPr>
                   <pic:blipFill>
-                    <a:blip r:embed="rId23"/>
+                    <a:blip r:embed="rId22"/>
                     <a:stretch>
                       <a:fillRect/>
                     </a:stretch>
@@ -22400,7 +22141,7 @@
                     <pic:cNvPicPr/>
                   </pic:nvPicPr>
                   <pic:blipFill>
-                    <a:blip r:embed="rId24"/>
+                    <a:blip r:embed="rId23"/>
                     <a:stretch>
                       <a:fillRect/>
                     </a:stretch>
@@ -22666,7 +22407,7 @@
                     <pic:cNvPicPr/>
                   </pic:nvPicPr>
                   <pic:blipFill>
-                    <a:blip r:embed="rId25"/>
+                    <a:blip r:embed="rId24"/>
                     <a:stretch>
                       <a:fillRect/>
                     </a:stretch>
@@ -22721,7 +22462,7 @@
                     <pic:cNvPicPr/>
                   </pic:nvPicPr>
                   <pic:blipFill>
-                    <a:blip r:embed="rId26"/>
+                    <a:blip r:embed="rId25"/>
                     <a:stretch>
                       <a:fillRect/>
                     </a:stretch>
@@ -22776,7 +22517,7 @@
                     <pic:cNvPicPr/>
                   </pic:nvPicPr>
                   <pic:blipFill>
-                    <a:blip r:embed="rId27"/>
+                    <a:blip r:embed="rId26"/>
                     <a:stretch>
                       <a:fillRect/>
                     </a:stretch>
@@ -22831,7 +22572,7 @@
                     <pic:cNvPicPr/>
                   </pic:nvPicPr>
                   <pic:blipFill>
-                    <a:blip r:embed="rId28"/>
+                    <a:blip r:embed="rId27"/>
                     <a:stretch>
                       <a:fillRect/>
                     </a:stretch>
@@ -22886,7 +22627,7 @@
                     <pic:cNvPicPr/>
                   </pic:nvPicPr>
                   <pic:blipFill>
-                    <a:blip r:embed="rId29"/>
+                    <a:blip r:embed="rId28"/>
                     <a:stretch>
                       <a:fillRect/>
                     </a:stretch>
@@ -23095,6 +22836,61 @@
                 <pic:pic>
                   <pic:nvPicPr>
                     <pic:cNvPr id="0" name="officer-dashboard.png"/>
+                    <pic:cNvPicPr/>
+                  </pic:nvPicPr>
+                  <pic:blipFill>
+                    <a:blip r:embed="rId29"/>
+                    <a:stretch>
+                      <a:fillRect/>
+                    </a:stretch>
+                  </pic:blipFill>
+                  <pic:spPr>
+                    <a:xfrm>
+                      <a:off x="0" y="0"/>
+                      <a:ext cx="5669280" cy="2790349"/>
+                    </a:xfrm>
+                    <a:prstGeom prst="rect"/>
+                  </pic:spPr>
+                </pic:pic>
+              </a:graphicData>
+            </a:graphic>
+          </wp:inline>
+        </w:drawing>
+      </w:r>
+    </w:p>
+    <w:p>
+      <w:pPr>
+        <w:spacing w:before="0" w:after="160" w:line="276" w:lineRule="auto"/>
+        <w:jc w:val="center"/>
+      </w:pPr>
+      <w:r>
+        <w:rPr>
+          <w:rFonts w:ascii="Times New Roman" w:hAnsi="Times New Roman" w:eastAsia="Times New Roman"/>
+          <w:b w:val="0"/>
+          <w:i/>
+          <w:sz w:val="20"/>
+        </w:rPr>
+        <w:t>Figure 4.9: Officer dashboard — Water Supply work overview</w:t>
+      </w:r>
+    </w:p>
+    <w:p>
+      <w:pPr>
+        <w:spacing w:before="160" w:after="80" w:line="276" w:lineRule="auto"/>
+        <w:jc w:val="center"/>
+      </w:pPr>
+      <w:r>
+        <w:drawing>
+          <wp:inline xmlns:a="http://schemas.openxmlformats.org/drawingml/2006/main" xmlns:pic="http://schemas.openxmlformats.org/drawingml/2006/picture">
+            <wp:extent cx="5669280" cy="2790349"/>
+            <wp:docPr id="18" name="Picture 18"/>
+            <wp:cNvGraphicFramePr>
+              <a:graphicFrameLocks noChangeAspect="1"/>
+            </wp:cNvGraphicFramePr>
+            <a:graphic>
+              <a:graphicData uri="http://schemas.openxmlformats.org/drawingml/2006/picture">
+                <pic:pic>
+                  <pic:nvPicPr>
+                    <pic:cNvPr id="0" name="officer-tasks.png"/>
                     <pic:cNvPicPr/>
                   </pic:nvPicPr>
                   <pic:blipFill>
@@ -23129,61 +22925,6 @@
           <w:i/>
           <w:sz w:val="20"/>
         </w:rPr>
-        <w:t>Figure 4.9: Officer dashboard — Water Supply work overview</w:t>
-      </w:r>
-    </w:p>
-    <w:p>
-      <w:pPr>
-        <w:spacing w:before="160" w:after="80" w:line="276" w:lineRule="auto"/>
-        <w:jc w:val="center"/>
-      </w:pPr>
-      <w:r>
-        <w:drawing>
-          <wp:inline xmlns:a="http://schemas.openxmlformats.org/drawingml/2006/main" xmlns:pic="http://schemas.openxmlformats.org/drawingml/2006/picture">
-            <wp:extent cx="5669280" cy="2790349"/>
-            <wp:docPr id="18" name="Picture 18"/>
-            <wp:cNvGraphicFramePr>
-              <a:graphicFrameLocks noChangeAspect="1"/>
-            </wp:cNvGraphicFramePr>
-            <a:graphic>
-              <a:graphicData uri="http://schemas.openxmlformats.org/drawingml/2006/picture">
-                <pic:pic>
-                  <pic:nvPicPr>
-                    <pic:cNvPr id="0" name="officer-tasks.png"/>
-                    <pic:cNvPicPr/>
-                  </pic:nvPicPr>
-                  <pic:blipFill>
-                    <a:blip r:embed="rId31"/>
-                    <a:stretch>
-                      <a:fillRect/>
-                    </a:stretch>
-                  </pic:blipFill>
-                  <pic:spPr>
-                    <a:xfrm>
-                      <a:off x="0" y="0"/>
-                      <a:ext cx="5669280" cy="2790349"/>
-                    </a:xfrm>
-                    <a:prstGeom prst="rect"/>
-                  </pic:spPr>
-                </pic:pic>
-              </a:graphicData>
-            </a:graphic>
-          </wp:inline>
-        </w:drawing>
-      </w:r>
-    </w:p>
-    <w:p>
-      <w:pPr>
-        <w:spacing w:before="0" w:after="160" w:line="276" w:lineRule="auto"/>
-        <w:jc w:val="center"/>
-      </w:pPr>
-      <w:r>
-        <w:rPr>
-          <w:rFonts w:ascii="Times New Roman" w:hAnsi="Times New Roman" w:eastAsia="Times New Roman"/>
-          <w:b w:val="0"/>
-          <w:i/>
-          <w:sz w:val="20"/>
-        </w:rPr>
         <w:t>Figure 4.10: Assigned Tasks — pending queue and in-progress complaints</w:t>
       </w:r>
     </w:p>
@@ -23208,7 +22949,7 @@
                     <pic:cNvPicPr/>
                   </pic:nvPicPr>
                   <pic:blipFill>
-                    <a:blip r:embed="rId32"/>
+                    <a:blip r:embed="rId31"/>
                     <a:stretch>
                       <a:fillRect/>
                     </a:stretch>
@@ -23492,7 +23233,7 @@
                     <pic:cNvPicPr/>
                   </pic:nvPicPr>
                   <pic:blipFill>
-                    <a:blip r:embed="rId33"/>
+                    <a:blip r:embed="rId32"/>
                     <a:stretch>
                       <a:fillRect/>
                     </a:stretch>
@@ -23547,7 +23288,7 @@
                     <pic:cNvPicPr/>
                   </pic:nvPicPr>
                   <pic:blipFill>
-                    <a:blip r:embed="rId34"/>
+                    <a:blip r:embed="rId33"/>
                     <a:stretch>
                       <a:fillRect/>
                     </a:stretch>
@@ -23602,7 +23343,7 @@
                     <pic:cNvPicPr/>
                   </pic:nvPicPr>
                   <pic:blipFill>
-                    <a:blip r:embed="rId35"/>
+                    <a:blip r:embed="rId34"/>
                     <a:stretch>
                       <a:fillRect/>
                     </a:stretch>
@@ -23657,7 +23398,7 @@
                     <pic:cNvPicPr/>
                   </pic:nvPicPr>
                   <pic:blipFill>
-                    <a:blip r:embed="rId36"/>
+                    <a:blip r:embed="rId35"/>
                     <a:stretch>
                       <a:fillRect/>
                     </a:stretch>
@@ -23712,7 +23453,7 @@
                     <pic:cNvPicPr/>
                   </pic:nvPicPr>
                   <pic:blipFill>
-                    <a:blip r:embed="rId37"/>
+                    <a:blip r:embed="rId36"/>
                     <a:stretch>
                       <a:fillRect/>
                     </a:stretch>
@@ -24661,9 +24402,6 @@
       <w:pPr>
         <w:spacing w:before="320" w:after="160" w:line="276" w:lineRule="auto"/>
         <w:jc w:val="left"/>
-        <w:pBdr>
-          <w:bottom w:val="single" w:sz="12" w:space="1" w:color="C8870A"/>
-        </w:pBdr>
       </w:pPr>
       <w:r>
         <w:rPr>
@@ -24688,7 +24426,7 @@
           <w:i w:val="0"/>
           <w:sz w:val="24"/>
         </w:rPr>
-        <w:t>This chapter satisfies the practical attachment guideline (mission, vision, organizational chart, core values, products/services, stakeholders, and history). Official titles on the cover-page supervisor table should be confirmed at the host office.</w:t>
+        <w:t>This chapter satisfies the practical attachment guideline (mission, vision, organizational chart, core values, products/services, stakeholders, and history). Supervisor details on the cover page should be confirmed at the host office.</w:t>
       </w:r>
     </w:p>
     <w:p>
@@ -24907,7 +24645,7 @@
                     <pic:cNvPicPr/>
                   </pic:nvPicPr>
                   <pic:blipFill>
-                    <a:blip r:embed="rId38"/>
+                    <a:blip r:embed="rId37"/>
                     <a:stretch>
                       <a:fillRect/>
                     </a:stretch>
@@ -25976,9 +25714,6 @@
       <w:pPr>
         <w:spacing w:before="320" w:after="160" w:line="276" w:lineRule="auto"/>
         <w:jc w:val="left"/>
-        <w:pBdr>
-          <w:bottom w:val="single" w:sz="12" w:space="1" w:color="C8870A"/>
-        </w:pBdr>
       </w:pPr>
       <w:r>
         <w:rPr>
@@ -27045,9 +26780,6 @@
       <w:pPr>
         <w:spacing w:before="320" w:after="160" w:line="276" w:lineRule="auto"/>
         <w:jc w:val="left"/>
-        <w:pBdr>
-          <w:bottom w:val="single" w:sz="12" w:space="1" w:color="C8870A"/>
-        </w:pBdr>
       </w:pPr>
       <w:r>
         <w:rPr>
@@ -27618,9 +27350,6 @@
       <w:pPr>
         <w:spacing w:before="320" w:after="160" w:line="276" w:lineRule="auto"/>
         <w:jc w:val="left"/>
-        <w:pBdr>
-          <w:bottom w:val="single" w:sz="12" w:space="1" w:color="C8870A"/>
-        </w:pBdr>
       </w:pPr>
       <w:r>
         <w:rPr>
@@ -27742,25 +27471,7 @@
           <w:i w:val="0"/>
           <w:sz w:val="24"/>
         </w:rPr>
-        <w:t xml:space="preserve">The attachment met its learning purpose: applying Information Science skills in a municipal ICT environment and producing one report that covers both the College guideline and the working system. The portal is a foundation for transparent, trackable citizen–administration interaction in Adama City as the host organization trials and expands it. In the language of the artefact itself: </w:t>
-      </w:r>
-      <w:r>
-        <w:rPr>
-          <w:rFonts w:ascii="Times New Roman" w:hAnsi="Times New Roman" w:eastAsia="Times New Roman"/>
-          <w:b w:val="0"/>
-          <w:i/>
-          <w:sz w:val="24"/>
-        </w:rPr>
-        <w:t>Your City. Your Voice.</w:t>
-      </w:r>
-      <w:r>
-        <w:rPr>
-          <w:rFonts w:ascii="Times New Roman" w:hAnsi="Times New Roman" w:eastAsia="Times New Roman"/>
-          <w:b w:val="0"/>
-          <w:i w:val="0"/>
-          <w:sz w:val="24"/>
-        </w:rPr>
-        <w:t xml:space="preserve"> The attachment leaves Adama with a working channel for that voice, and the College with a documented record of how it was built.</w:t>
+        <w:t>The attachment met its learning purpose: applying Information Science skills in a municipal ICT environment and producing one report that covers both the College guideline and the working system. The portal is a foundation for transparent, trackable citizen–administration interaction in Adama City as the host organization trials and expands it.</w:t>
       </w:r>
     </w:p>
     <w:p>
@@ -27815,7 +27526,7 @@
           <w:i w:val="0"/>
           <w:sz w:val="24"/>
         </w:rPr>
-        <w:t>Appoint a named system owner and complete the supervisor table on the cover page for the official file.</w:t>
+        <w:t>Appoint a named system owner for the official file.</w:t>
       </w:r>
     </w:p>
     <w:p>
@@ -30126,6 +29837,254 @@
           </w:p>
         </w:tc>
       </w:tr>
+      <w:tr>
+        <w:tc>
+          <w:tcPr>
+            <w:tcW w:type="dxa" w:w="3120"/>
+          </w:tcPr>
+          <w:p>
+            <w:pPr>
+              <w:spacing w:before="40" w:after="40" w:line="240" w:lineRule="auto"/>
+            </w:pPr>
+            <w:r/>
+            <w:r>
+              <w:rPr>
+                <w:rFonts w:ascii="Times New Roman" w:hAnsi="Times New Roman" w:eastAsia="Times New Roman"/>
+                <w:b w:val="0"/>
+                <w:i w:val="0"/>
+                <w:sz w:val="20"/>
+              </w:rPr>
+              <w:t>2.21</w:t>
+            </w:r>
+          </w:p>
+        </w:tc>
+        <w:tc>
+          <w:tcPr>
+            <w:tcW w:type="dxa" w:w="3120"/>
+          </w:tcPr>
+          <w:p>
+            <w:pPr>
+              <w:spacing w:before="40" w:after="40" w:line="240" w:lineRule="auto"/>
+            </w:pPr>
+            <w:r/>
+            <w:r>
+              <w:rPr>
+                <w:rFonts w:ascii="Times New Roman" w:hAnsi="Times New Roman" w:eastAsia="Times New Roman"/>
+                <w:b w:val="0"/>
+                <w:i w:val="0"/>
+                <w:sz w:val="20"/>
+              </w:rPr>
+              <w:t>August 23, 2026</w:t>
+            </w:r>
+          </w:p>
+        </w:tc>
+        <w:tc>
+          <w:tcPr>
+            <w:tcW w:type="dxa" w:w="3120"/>
+          </w:tcPr>
+          <w:p>
+            <w:pPr>
+              <w:spacing w:before="40" w:after="40" w:line="240" w:lineRule="auto"/>
+            </w:pPr>
+            <w:r/>
+            <w:r>
+              <w:rPr>
+                <w:rFonts w:ascii="Times New Roman" w:hAnsi="Times New Roman" w:eastAsia="Times New Roman"/>
+                <w:b w:val="0"/>
+                <w:i w:val="0"/>
+                <w:sz w:val="20"/>
+              </w:rPr>
+              <w:t>Filled student name (Esmael Mohammed Kedir) and ID (1160/16) on the cover and declaration</w:t>
+            </w:r>
+          </w:p>
+        </w:tc>
+      </w:tr>
+      <w:tr>
+        <w:tc>
+          <w:tcPr>
+            <w:tcW w:type="dxa" w:w="3120"/>
+          </w:tcPr>
+          <w:p>
+            <w:pPr>
+              <w:spacing w:before="40" w:after="40" w:line="240" w:lineRule="auto"/>
+            </w:pPr>
+            <w:r/>
+            <w:r>
+              <w:rPr>
+                <w:rFonts w:ascii="Times New Roman" w:hAnsi="Times New Roman" w:eastAsia="Times New Roman"/>
+                <w:b w:val="0"/>
+                <w:i w:val="0"/>
+                <w:sz w:val="20"/>
+              </w:rPr>
+              <w:t>2.22</w:t>
+            </w:r>
+          </w:p>
+        </w:tc>
+        <w:tc>
+          <w:tcPr>
+            <w:tcW w:type="dxa" w:w="3120"/>
+          </w:tcPr>
+          <w:p>
+            <w:pPr>
+              <w:spacing w:before="40" w:after="40" w:line="240" w:lineRule="auto"/>
+            </w:pPr>
+            <w:r/>
+            <w:r>
+              <w:rPr>
+                <w:rFonts w:ascii="Times New Roman" w:hAnsi="Times New Roman" w:eastAsia="Times New Roman"/>
+                <w:b w:val="0"/>
+                <w:i w:val="0"/>
+                <w:sz w:val="20"/>
+              </w:rPr>
+              <w:t>August 24, 2026</w:t>
+            </w:r>
+          </w:p>
+        </w:tc>
+        <w:tc>
+          <w:tcPr>
+            <w:tcW w:type="dxa" w:w="3120"/>
+          </w:tcPr>
+          <w:p>
+            <w:pPr>
+              <w:spacing w:before="40" w:after="40" w:line="240" w:lineRule="auto"/>
+            </w:pPr>
+            <w:r/>
+            <w:r>
+              <w:rPr>
+                <w:rFonts w:ascii="Times New Roman" w:hAnsi="Times New Roman" w:eastAsia="Times New Roman"/>
+                <w:b w:val="0"/>
+                <w:i w:val="0"/>
+                <w:sz w:val="20"/>
+              </w:rPr>
+              <w:t>Restored academic cover using the Haramaya University logo; removed decorative banner, motto, gold headers/footers, and signature callout</w:t>
+            </w:r>
+          </w:p>
+        </w:tc>
+      </w:tr>
+      <w:tr>
+        <w:tc>
+          <w:tcPr>
+            <w:tcW w:type="dxa" w:w="3120"/>
+          </w:tcPr>
+          <w:p>
+            <w:pPr>
+              <w:spacing w:before="40" w:after="40" w:line="240" w:lineRule="auto"/>
+            </w:pPr>
+            <w:r/>
+            <w:r>
+              <w:rPr>
+                <w:rFonts w:ascii="Times New Roman" w:hAnsi="Times New Roman" w:eastAsia="Times New Roman"/>
+                <w:b w:val="0"/>
+                <w:i w:val="0"/>
+                <w:sz w:val="20"/>
+              </w:rPr>
+              <w:t>2.23</w:t>
+            </w:r>
+          </w:p>
+        </w:tc>
+        <w:tc>
+          <w:tcPr>
+            <w:tcW w:type="dxa" w:w="3120"/>
+          </w:tcPr>
+          <w:p>
+            <w:pPr>
+              <w:spacing w:before="40" w:after="40" w:line="240" w:lineRule="auto"/>
+            </w:pPr>
+            <w:r/>
+            <w:r>
+              <w:rPr>
+                <w:rFonts w:ascii="Times New Roman" w:hAnsi="Times New Roman" w:eastAsia="Times New Roman"/>
+                <w:b w:val="0"/>
+                <w:i w:val="0"/>
+                <w:sz w:val="20"/>
+              </w:rPr>
+              <w:t>August 24, 2026</w:t>
+            </w:r>
+          </w:p>
+        </w:tc>
+        <w:tc>
+          <w:tcPr>
+            <w:tcW w:type="dxa" w:w="3120"/>
+          </w:tcPr>
+          <w:p>
+            <w:pPr>
+              <w:spacing w:before="40" w:after="40" w:line="240" w:lineRule="auto"/>
+            </w:pPr>
+            <w:r/>
+            <w:r>
+              <w:rPr>
+                <w:rFonts w:ascii="Times New Roman" w:hAnsi="Times New Roman" w:eastAsia="Times New Roman"/>
+                <w:b w:val="0"/>
+                <w:i w:val="0"/>
+                <w:sz w:val="20"/>
+              </w:rPr>
+              <w:t>Filled host supervisor profile: Mr. Muktar, Software Engineer, 0912807372</w:t>
+            </w:r>
+          </w:p>
+        </w:tc>
+      </w:tr>
+      <w:tr>
+        <w:tc>
+          <w:tcPr>
+            <w:tcW w:type="dxa" w:w="3120"/>
+          </w:tcPr>
+          <w:p>
+            <w:pPr>
+              <w:spacing w:before="40" w:after="40" w:line="240" w:lineRule="auto"/>
+            </w:pPr>
+            <w:r/>
+            <w:r>
+              <w:rPr>
+                <w:rFonts w:ascii="Times New Roman" w:hAnsi="Times New Roman" w:eastAsia="Times New Roman"/>
+                <w:b w:val="0"/>
+                <w:i w:val="0"/>
+                <w:sz w:val="20"/>
+              </w:rPr>
+              <w:t>2.24</w:t>
+            </w:r>
+          </w:p>
+        </w:tc>
+        <w:tc>
+          <w:tcPr>
+            <w:tcW w:type="dxa" w:w="3120"/>
+          </w:tcPr>
+          <w:p>
+            <w:pPr>
+              <w:spacing w:before="40" w:after="40" w:line="240" w:lineRule="auto"/>
+            </w:pPr>
+            <w:r/>
+            <w:r>
+              <w:rPr>
+                <w:rFonts w:ascii="Times New Roman" w:hAnsi="Times New Roman" w:eastAsia="Times New Roman"/>
+                <w:b w:val="0"/>
+                <w:i w:val="0"/>
+                <w:sz w:val="20"/>
+              </w:rPr>
+              <w:t>August 24, 2026</w:t>
+            </w:r>
+          </w:p>
+        </w:tc>
+        <w:tc>
+          <w:tcPr>
+            <w:tcW w:type="dxa" w:w="3120"/>
+          </w:tcPr>
+          <w:p>
+            <w:pPr>
+              <w:spacing w:before="40" w:after="40" w:line="240" w:lineRule="auto"/>
+            </w:pPr>
+            <w:r/>
+            <w:r>
+              <w:rPr>
+                <w:rFonts w:ascii="Times New Roman" w:hAnsi="Times New Roman" w:eastAsia="Times New Roman"/>
+                <w:b w:val="0"/>
+                <w:i w:val="0"/>
+                <w:sz w:val="20"/>
+              </w:rPr>
+              <w:t>Added submission date 24 August 2026 on the cover and declaration</w:t>
+            </w:r>
+          </w:p>
+        </w:tc>
+      </w:tr>
     </w:tbl>
     <w:p/>
     <w:p>
@@ -30138,25 +30097,23 @@
     </w:p>
     <w:p>
       <w:pPr>
-        <w:spacing w:before="200" w:after="200" w:line="276" w:lineRule="auto"/>
-        <w:jc w:val="center"/>
+        <w:spacing w:before="0" w:after="160" w:line="276" w:lineRule="auto"/>
+        <w:jc w:val="both"/>
       </w:pPr>
       <w:r>
         <w:rPr>
           <w:rFonts w:ascii="Times New Roman" w:hAnsi="Times New Roman" w:eastAsia="Times New Roman"/>
           <w:b w:val="0"/>
           <w:i/>
-          <w:color w:val="C8870A"/>
-          <w:sz w:val="22"/>
-        </w:rPr>
-        <w:t>Your City. Your Voice.  ·  ከተማዎ። ድምፅዎ።  ·  Magaalaa Keessan. Sagalee Keessan.</w:t>
+          <w:sz w:val="24"/>
+        </w:rPr>
+        <w:t>End of report</w:t>
       </w:r>
     </w:p>
     <w:sectPr>
-      <w:headerReference w:type="default" r:id="rId13"/>
-      <w:footerReference w:type="default" r:id="rId14"/>
+      <w:footerReference w:type="default" r:id="rId13"/>
       <w:pgSz w:w="12240" w:h="15840"/>
-      <w:pgMar w:top="1296" w:right="1440" w:bottom="1296" w:left="1440" w:header="567" w:footer="709" w:gutter="0"/>
+      <w:pgMar w:top="1296" w:right="1440" w:bottom="1296" w:left="1440" w:header="720" w:footer="709" w:gutter="0"/>
       <w:cols w:space="720"/>
       <w:docGrid w:linePitch="360"/>
       <w:pgNumType w:fmt="decimal" w:start="1"/>
@@ -30170,8 +30127,20 @@
   <w:p>
     <w:pPr>
       <w:pStyle w:val="Footer"/>
+      <w:spacing w:before="0" w:after="0" w:line="240" w:lineRule="auto"/>
+      <w:jc w:val="right"/>
     </w:pPr>
     <w:r/>
+    <w:r>
+      <w:rPr>
+        <w:rFonts w:ascii="Times New Roman" w:hAnsi="Times New Roman" w:eastAsia="Times New Roman"/>
+        <w:b w:val="0"/>
+        <w:i/>
+        <w:color w:val="003366"/>
+        <w:sz w:val="24"/>
+      </w:rPr>
+      <w:t>Submission date: 24 August 2026</w:t>
+    </w:r>
   </w:p>
 </w:ftr>
 </file>
@@ -30181,43 +30150,8 @@
   <w:p>
     <w:pPr>
       <w:pStyle w:val="Footer"/>
-      <w:spacing w:before="0" w:after="0" w:line="240" w:lineRule="auto"/>
-      <w:jc w:val="center"/>
-      <w:pBdr>
-        <w:bottom w:val="single" w:sz="6" w:space="1" w:color="003366"/>
-      </w:pBdr>
     </w:pPr>
     <w:r/>
-    <w:r>
-      <w:rPr>
-        <w:rFonts w:ascii="Times New Roman" w:hAnsi="Times New Roman" w:eastAsia="Times New Roman"/>
-        <w:b w:val="0"/>
-        <w:i/>
-        <w:color w:val="C8870A"/>
-        <w:sz w:val="16"/>
-      </w:rPr>
-      <w:t>Your City. Your Voice.</w:t>
-    </w:r>
-  </w:p>
-  <w:p>
-    <w:pPr>
-      <w:spacing w:before="40" w:after="0" w:line="240" w:lineRule="auto"/>
-      <w:jc w:val="center"/>
-    </w:pPr>
-    <w:r>
-      <w:rPr>
-        <w:rFonts w:ascii="Times New Roman" w:hAnsi="Times New Roman" w:eastAsia="Times New Roman"/>
-        <w:b w:val="0"/>
-        <w:i w:val="0"/>
-        <w:color w:val="003366"/>
-        <w:sz w:val="22"/>
-      </w:rPr>
-      <w:fldChar w:fldCharType="begin"/>
-      <w:instrText xml:space="preserve"> PAGE </w:instrText>
-      <w:fldChar w:fldCharType="separate"/>
-      <w:t>1</w:t>
-      <w:fldChar w:fldCharType="end"/>
-    </w:r>
   </w:p>
 </w:ftr>
 </file>
@@ -30229,27 +30163,8 @@
       <w:pStyle w:val="Footer"/>
       <w:spacing w:before="0" w:after="0" w:line="240" w:lineRule="auto"/>
       <w:jc w:val="center"/>
-      <w:pBdr>
-        <w:bottom w:val="single" w:sz="6" w:space="1" w:color="003366"/>
-      </w:pBdr>
     </w:pPr>
     <w:r/>
-    <w:r>
-      <w:rPr>
-        <w:rFonts w:ascii="Times New Roman" w:hAnsi="Times New Roman" w:eastAsia="Times New Roman"/>
-        <w:b w:val="0"/>
-        <w:i/>
-        <w:color w:val="C8870A"/>
-        <w:sz w:val="16"/>
-      </w:rPr>
-      <w:t>Your City. Your Voice.</w:t>
-    </w:r>
-  </w:p>
-  <w:p>
-    <w:pPr>
-      <w:spacing w:before="40" w:after="0" w:line="240" w:lineRule="auto"/>
-      <w:jc w:val="center"/>
-    </w:pPr>
     <w:r>
       <w:rPr>
         <w:rFonts w:ascii="Times New Roman" w:hAnsi="Times New Roman" w:eastAsia="Times New Roman"/>
@@ -30268,76 +30183,31 @@
 </w:ftr>
 </file>
 
-<file path=word/header1.xml><?xml version="1.0" encoding="utf-8"?>
-<w:hdr xmlns:m="http://schemas.openxmlformats.org/officeDocument/2006/math" xmlns:mc="http://schemas.openxmlformats.org/markup-compatibility/2006" xmlns:mo="http://schemas.microsoft.com/office/mac/office/2008/main" xmlns:mv="urn:schemas-microsoft-com:mac:vml" xmlns:o="urn:schemas-microsoft-com:office:office" xmlns:r="http://schemas.openxmlformats.org/officeDocument/2006/relationships" xmlns:v="urn:schemas-microsoft-com:vml" xmlns:w10="urn:schemas-microsoft-com:office:word" xmlns:w14="http://schemas.microsoft.com/office/word/2010/wordml" xmlns:w="http://schemas.openxmlformats.org/wordprocessingml/2006/main" xmlns:wne="http://schemas.microsoft.com/office/word/2006/wordml" xmlns:wp14="http://schemas.microsoft.com/office/word/2010/wordprocessingDrawing" xmlns:wp="http://schemas.openxmlformats.org/drawingml/2006/wordprocessingDrawing" xmlns:wpc="http://schemas.microsoft.com/office/word/2010/wordprocessingCanvas" xmlns:wpg="http://schemas.microsoft.com/office/word/2010/wordprocessingGroup" xmlns:wpi="http://schemas.microsoft.com/office/word/2010/wordprocessingInk" xmlns:wps="http://schemas.microsoft.com/office/word/2010/wordprocessingShape" mc:Ignorable="w14 wp14">
+<file path=word/footer4.xml><?xml version="1.0" encoding="utf-8"?>
+<w:ftr xmlns:m="http://schemas.openxmlformats.org/officeDocument/2006/math" xmlns:mc="http://schemas.openxmlformats.org/markup-compatibility/2006" xmlns:mo="http://schemas.microsoft.com/office/mac/office/2008/main" xmlns:mv="urn:schemas-microsoft-com:mac:vml" xmlns:o="urn:schemas-microsoft-com:office:office" xmlns:r="http://schemas.openxmlformats.org/officeDocument/2006/relationships" xmlns:v="urn:schemas-microsoft-com:vml" xmlns:w10="urn:schemas-microsoft-com:office:word" xmlns:w14="http://schemas.microsoft.com/office/word/2010/wordml" xmlns:w="http://schemas.openxmlformats.org/wordprocessingml/2006/main" xmlns:wne="http://schemas.microsoft.com/office/word/2006/wordml" xmlns:wp14="http://schemas.microsoft.com/office/word/2010/wordprocessingDrawing" xmlns:wp="http://schemas.openxmlformats.org/drawingml/2006/wordprocessingDrawing" xmlns:wpc="http://schemas.microsoft.com/office/word/2010/wordprocessingCanvas" xmlns:wpg="http://schemas.microsoft.com/office/word/2010/wordprocessingGroup" xmlns:wpi="http://schemas.microsoft.com/office/word/2010/wordprocessingInk" xmlns:wps="http://schemas.microsoft.com/office/word/2010/wordprocessingShape" mc:Ignorable="w14 wp14">
   <w:p>
     <w:pPr>
-      <w:pStyle w:val="Header"/>
-      <w:spacing w:before="0" w:after="40" w:line="240" w:lineRule="auto"/>
-      <w:jc w:val="left"/>
-      <w:pBdr>
-        <w:bottom w:val="single" w:sz="8" w:space="1" w:color="C8870A"/>
-      </w:pBdr>
+      <w:pStyle w:val="Footer"/>
+      <w:spacing w:before="0" w:after="0" w:line="240" w:lineRule="auto"/>
+      <w:jc w:val="center"/>
     </w:pPr>
     <w:r/>
     <w:r>
       <w:rPr>
         <w:rFonts w:ascii="Times New Roman" w:hAnsi="Times New Roman" w:eastAsia="Times New Roman"/>
-        <w:b/>
+        <w:b w:val="0"/>
         <w:i w:val="0"/>
         <w:color w:val="003366"/>
-        <w:sz w:val="18"/>
-      </w:rPr>
-      <w:t>ADAMA CITY CITIZEN PORTAL</w:t>
-    </w:r>
-    <w:r>
-      <w:rPr>
-        <w:rFonts w:ascii="Times New Roman" w:hAnsi="Times New Roman" w:eastAsia="Times New Roman"/>
-        <w:b w:val="0"/>
-        <w:i/>
-        <w:color w:val="C8870A"/>
-        <w:sz w:val="18"/>
-      </w:rPr>
-      <w:t xml:space="preserve">  ·  Practical Attachment Report  ·  Summer 2026</w:t>
+        <w:sz w:val="22"/>
+      </w:rPr>
+      <w:fldChar w:fldCharType="begin"/>
+      <w:instrText xml:space="preserve"> PAGE </w:instrText>
+      <w:fldChar w:fldCharType="separate"/>
+      <w:t>1</w:t>
+      <w:fldChar w:fldCharType="end"/>
     </w:r>
   </w:p>
-</w:hdr>
-</file>
-
-<file path=word/header2.xml><?xml version="1.0" encoding="utf-8"?>
-<w:hdr xmlns:m="http://schemas.openxmlformats.org/officeDocument/2006/math" xmlns:mc="http://schemas.openxmlformats.org/markup-compatibility/2006" xmlns:mo="http://schemas.microsoft.com/office/mac/office/2008/main" xmlns:mv="urn:schemas-microsoft-com:mac:vml" xmlns:o="urn:schemas-microsoft-com:office:office" xmlns:r="http://schemas.openxmlformats.org/officeDocument/2006/relationships" xmlns:v="urn:schemas-microsoft-com:vml" xmlns:w10="urn:schemas-microsoft-com:office:word" xmlns:w14="http://schemas.microsoft.com/office/word/2010/wordml" xmlns:w="http://schemas.openxmlformats.org/wordprocessingml/2006/main" xmlns:wne="http://schemas.microsoft.com/office/word/2006/wordml" xmlns:wp14="http://schemas.microsoft.com/office/word/2010/wordprocessingDrawing" xmlns:wp="http://schemas.openxmlformats.org/drawingml/2006/wordprocessingDrawing" xmlns:wpc="http://schemas.microsoft.com/office/word/2010/wordprocessingCanvas" xmlns:wpg="http://schemas.microsoft.com/office/word/2010/wordprocessingGroup" xmlns:wpi="http://schemas.microsoft.com/office/word/2010/wordprocessingInk" xmlns:wps="http://schemas.microsoft.com/office/word/2010/wordprocessingShape" mc:Ignorable="w14 wp14">
-  <w:p>
-    <w:pPr>
-      <w:pStyle w:val="Header"/>
-      <w:spacing w:before="0" w:after="40" w:line="240" w:lineRule="auto"/>
-      <w:jc w:val="left"/>
-      <w:pBdr>
-        <w:bottom w:val="single" w:sz="8" w:space="1" w:color="C8870A"/>
-      </w:pBdr>
-    </w:pPr>
-    <w:r/>
-    <w:r>
-      <w:rPr>
-        <w:rFonts w:ascii="Times New Roman" w:hAnsi="Times New Roman" w:eastAsia="Times New Roman"/>
-        <w:b/>
-        <w:i w:val="0"/>
-        <w:color w:val="003366"/>
-        <w:sz w:val="18"/>
-      </w:rPr>
-      <w:t>ADAMA CITY CITIZEN PORTAL</w:t>
-    </w:r>
-    <w:r>
-      <w:rPr>
-        <w:rFonts w:ascii="Times New Roman" w:hAnsi="Times New Roman" w:eastAsia="Times New Roman"/>
-        <w:b w:val="0"/>
-        <w:i/>
-        <w:color w:val="C8870A"/>
-        <w:sz w:val="18"/>
-      </w:rPr>
-      <w:t xml:space="preserve">  ·  Practical Attachment Report  ·  Summer 2026</w:t>
-    </w:r>
-  </w:p>
-</w:hdr>
+</w:ftr>
 </file>
 
 <file path=word/numbering.xml><?xml version="1.0" encoding="utf-8"?>
